--- a/skills/Client_Call_Update_Generation/Documentation.docx
+++ b/skills/Client_Call_Update_Generation/Documentation.docx
@@ -8,8 +8,8 @@
         <w:jc w:val="center"/>
         <w:rPr>
           <w:rFonts w:ascii="Times New Roman" w:hAnsi="Times New Roman" w:cs="Times New Roman"/>
-          <w:b/>
-          <w:bCs/>
+          <w:b w:val="1"/>
+          <w:bCs w:val="1"/>
           <w:sz w:val="32"/>
           <w:szCs w:val="32"/>
         </w:rPr>
@@ -17,8 +17,8 @@
       <w:r>
         <w:rPr>
           <w:rFonts w:ascii="Times New Roman" w:hAnsi="Times New Roman" w:cs="Times New Roman"/>
-          <w:b/>
-          <w:bCs/>
+          <w:b w:val="1"/>
+          <w:bCs w:val="1"/>
           <w:sz w:val="32"/>
           <w:szCs w:val="32"/>
         </w:rPr>
@@ -27,8 +27,8 @@
       <w:r>
         <w:rPr>
           <w:rFonts w:ascii="Times New Roman" w:hAnsi="Times New Roman" w:cs="Times New Roman"/>
-          <w:b/>
-          <w:bCs/>
+          <w:b w:val="1"/>
+          <w:bCs w:val="1"/>
           <w:sz w:val="32"/>
           <w:szCs w:val="32"/>
         </w:rPr>
@@ -37,8 +37,8 @@
       <w:r>
         <w:rPr>
           <w:rFonts w:ascii="Times New Roman" w:hAnsi="Times New Roman" w:cs="Times New Roman"/>
-          <w:b/>
-          <w:bCs/>
+          <w:b w:val="1"/>
+          <w:bCs w:val="1"/>
           <w:sz w:val="32"/>
           <w:szCs w:val="32"/>
         </w:rPr>
@@ -47,8 +47,8 @@
       <w:r>
         <w:rPr>
           <w:rFonts w:ascii="Times New Roman" w:hAnsi="Times New Roman" w:cs="Times New Roman"/>
-          <w:b/>
-          <w:bCs/>
+          <w:b w:val="1"/>
+          <w:bCs w:val="1"/>
           <w:sz w:val="32"/>
           <w:szCs w:val="32"/>
         </w:rPr>
@@ -57,8 +57,8 @@
       <w:r>
         <w:rPr>
           <w:rFonts w:ascii="Times New Roman" w:hAnsi="Times New Roman" w:cs="Times New Roman"/>
-          <w:b/>
-          <w:bCs/>
+          <w:b w:val="1"/>
+          <w:bCs w:val="1"/>
           <w:sz w:val="32"/>
           <w:szCs w:val="32"/>
         </w:rPr>
@@ -67,8 +67,8 @@
       <w:r>
         <w:rPr>
           <w:rFonts w:ascii="Times New Roman" w:hAnsi="Times New Roman" w:cs="Times New Roman"/>
-          <w:b/>
-          <w:bCs/>
+          <w:b w:val="1"/>
+          <w:bCs w:val="1"/>
           <w:sz w:val="32"/>
           <w:szCs w:val="32"/>
         </w:rPr>
@@ -77,8 +77,8 @@
       <w:r>
         <w:rPr>
           <w:rFonts w:ascii="Times New Roman" w:hAnsi="Times New Roman" w:cs="Times New Roman"/>
-          <w:b/>
-          <w:bCs/>
+          <w:b w:val="1"/>
+          <w:bCs w:val="1"/>
           <w:sz w:val="32"/>
           <w:szCs w:val="32"/>
         </w:rPr>
@@ -87,8 +87,8 @@
       <w:r>
         <w:rPr>
           <w:rFonts w:ascii="Times New Roman" w:hAnsi="Times New Roman" w:cs="Times New Roman"/>
-          <w:b/>
-          <w:bCs/>
+          <w:b w:val="1"/>
+          <w:bCs w:val="1"/>
           <w:sz w:val="32"/>
           <w:szCs w:val="32"/>
         </w:rPr>
@@ -97,8 +97,8 @@
       <w:r>
         <w:rPr>
           <w:rFonts w:ascii="Times New Roman" w:hAnsi="Times New Roman" w:cs="Times New Roman"/>
-          <w:b/>
-          <w:bCs/>
+          <w:b w:val="1"/>
+          <w:bCs w:val="1"/>
           <w:sz w:val="32"/>
           <w:szCs w:val="32"/>
         </w:rPr>
@@ -107,18 +107,18 @@
       <w:r>
         <w:rPr>
           <w:rFonts w:ascii="Times New Roman" w:hAnsi="Times New Roman" w:cs="Times New Roman"/>
-          <w:b/>
-          <w:bCs/>
+          <w:b w:val="1"/>
+          <w:bCs w:val="1"/>
           <w:sz w:val="32"/>
           <w:szCs w:val="32"/>
         </w:rPr>
-        <w:t>_</w:t>
-      </w:r>
-      <w:r>
-        <w:rPr>
-          <w:rFonts w:ascii="Times New Roman" w:hAnsi="Times New Roman" w:cs="Times New Roman"/>
-          <w:b/>
-          <w:bCs/>
+        <w:t>-</w:t>
+      </w:r>
+      <w:r>
+        <w:rPr>
+          <w:rFonts w:ascii="Times New Roman" w:hAnsi="Times New Roman" w:cs="Times New Roman"/>
+          <w:b w:val="1"/>
+          <w:bCs w:val="1"/>
           <w:sz w:val="32"/>
           <w:szCs w:val="32"/>
         </w:rPr>
@@ -127,8 +127,8 @@
       <w:r>
         <w:rPr>
           <w:rFonts w:ascii="Times New Roman" w:hAnsi="Times New Roman" w:cs="Times New Roman"/>
-          <w:b/>
-          <w:bCs/>
+          <w:b w:val="1"/>
+          <w:bCs w:val="1"/>
           <w:sz w:val="32"/>
           <w:szCs w:val="32"/>
         </w:rPr>
@@ -193,72 +193,88 @@
       <w:r>
         <w:rPr>
           <w:rFonts w:ascii="Times New Roman" w:hAnsi="Times New Roman" w:cs="Times New Roman"/>
-          <w:b/>
-          <w:bCs/>
+          <w:b w:val="1"/>
+          <w:bCs w:val="1"/>
         </w:rPr>
         <w:t>c</w:t>
       </w:r>
       <w:r>
         <w:rPr>
           <w:rFonts w:ascii="Times New Roman" w:hAnsi="Times New Roman" w:cs="Times New Roman"/>
-          <w:b/>
-          <w:bCs/>
+          <w:b w:val="1"/>
+          <w:bCs w:val="1"/>
         </w:rPr>
         <w:t>lient</w:t>
       </w:r>
       <w:r>
         <w:rPr>
           <w:rFonts w:ascii="Times New Roman" w:hAnsi="Times New Roman" w:cs="Times New Roman"/>
-          <w:b/>
-          <w:bCs/>
+          <w:b w:val="1"/>
+          <w:bCs w:val="1"/>
         </w:rPr>
         <w:t>_c</w:t>
       </w:r>
       <w:r>
         <w:rPr>
           <w:rFonts w:ascii="Times New Roman" w:hAnsi="Times New Roman" w:cs="Times New Roman"/>
-          <w:b/>
-          <w:bCs/>
+          <w:b w:val="1"/>
+          <w:bCs w:val="1"/>
         </w:rPr>
         <w:t>all</w:t>
       </w:r>
       <w:r>
         <w:rPr>
           <w:rFonts w:ascii="Times New Roman" w:hAnsi="Times New Roman" w:cs="Times New Roman"/>
-          <w:b/>
-          <w:bCs/>
+          <w:b w:val="1"/>
+          <w:bCs w:val="1"/>
         </w:rPr>
         <w:t>_u</w:t>
       </w:r>
       <w:r>
         <w:rPr>
           <w:rFonts w:ascii="Times New Roman" w:hAnsi="Times New Roman" w:cs="Times New Roman"/>
-          <w:b/>
-          <w:bCs/>
+          <w:b w:val="1"/>
+          <w:bCs w:val="1"/>
         </w:rPr>
         <w:t>pdate</w:t>
       </w:r>
       <w:r>
         <w:rPr>
           <w:rFonts w:ascii="Times New Roman" w:hAnsi="Times New Roman" w:cs="Times New Roman"/>
-          <w:b/>
-          <w:bCs/>
-        </w:rPr>
-        <w:t>-generation</w:t>
-      </w:r>
-      <w:r>
-        <w:rPr>
-          <w:rFonts w:ascii="Times New Roman" w:hAnsi="Times New Roman" w:cs="Times New Roman"/>
-          <w:b/>
-          <w:bCs/>
-        </w:rPr>
-        <w:t>_skill</w:t>
-      </w:r>
-      <w:r>
-        <w:rPr>
-          <w:rFonts w:ascii="Times New Roman" w:hAnsi="Times New Roman" w:cs="Times New Roman"/>
-          <w:b/>
-          <w:bCs/>
+          <w:b w:val="1"/>
+          <w:bCs w:val="1"/>
+        </w:rPr>
+        <w:t>_</w:t>
+      </w:r>
+      <w:r>
+        <w:rPr>
+          <w:rFonts w:ascii="Times New Roman" w:hAnsi="Times New Roman" w:cs="Times New Roman"/>
+          <w:b w:val="1"/>
+          <w:bCs w:val="1"/>
+        </w:rPr>
+        <w:t>generation</w:t>
+      </w:r>
+      <w:r>
+        <w:rPr>
+          <w:rFonts w:ascii="Times New Roman" w:hAnsi="Times New Roman" w:cs="Times New Roman"/>
+          <w:b w:val="1"/>
+          <w:bCs w:val="1"/>
+        </w:rPr>
+        <w:t>-</w:t>
+      </w:r>
+      <w:r>
+        <w:rPr>
+          <w:rFonts w:ascii="Times New Roman" w:hAnsi="Times New Roman" w:cs="Times New Roman"/>
+          <w:b w:val="1"/>
+          <w:bCs w:val="1"/>
+        </w:rPr>
+        <w:t>skill</w:t>
+      </w:r>
+      <w:r>
+        <w:rPr>
+          <w:rFonts w:ascii="Times New Roman" w:hAnsi="Times New Roman" w:cs="Times New Roman"/>
+          <w:b w:val="1"/>
+          <w:bCs w:val="1"/>
         </w:rPr>
         <w:t xml:space="preserve"> </w:t>
       </w:r>
@@ -266,7 +282,19 @@
         <w:rPr>
           <w:rFonts w:ascii="Times New Roman" w:hAnsi="Times New Roman" w:cs="Times New Roman"/>
         </w:rPr>
-        <w:t>is an AI-powered skill designed to help Project Managers prepare for client status meetings. It automatically collects project information from Meldep ERP tools, analyzes completed work, planned activities, requirements, and task progress, then generates structured client-call talking points.</w:t>
+        <w:t xml:space="preserve">is an AI-powered skill designed to help Project Managers prepare for client status meetings. It automatically collects project information from </w:t>
+      </w:r>
+      <w:r>
+        <w:rPr>
+          <w:rFonts w:ascii="Times New Roman" w:hAnsi="Times New Roman" w:cs="Times New Roman"/>
+        </w:rPr>
+        <w:t>Meldep</w:t>
+      </w:r>
+      <w:r>
+        <w:rPr>
+          <w:rFonts w:ascii="Times New Roman" w:hAnsi="Times New Roman" w:cs="Times New Roman"/>
+        </w:rPr>
+        <w:t xml:space="preserve"> ERP tools, analyzes completed work, planned activities, requirements, and task progress, then generates structured client-call talking points.</w:t>
       </w:r>
     </w:p>
     <w:p>
@@ -627,6 +655,7 @@
         <w:tc>
           <w:tcPr>
             <w:tcW w:w="3865" w:type="dxa"/>
+            <w:tcMar/>
           </w:tcPr>
           <w:p>
             <w:pPr>
@@ -648,6 +677,7 @@
         <w:tc>
           <w:tcPr>
             <w:tcW w:w="6879" w:type="dxa"/>
+            <w:tcMar/>
           </w:tcPr>
           <w:p>
             <w:pPr>
@@ -671,6 +701,7 @@
         <w:tc>
           <w:tcPr>
             <w:tcW w:w="3865" w:type="dxa"/>
+            <w:tcMar/>
             <w:vAlign w:val="center"/>
           </w:tcPr>
           <w:p>
@@ -691,6 +722,7 @@
         <w:tc>
           <w:tcPr>
             <w:tcW w:w="6879" w:type="dxa"/>
+            <w:tcMar/>
           </w:tcPr>
           <w:p>
             <w:pPr>
@@ -712,6 +744,7 @@
         <w:tc>
           <w:tcPr>
             <w:tcW w:w="3865" w:type="dxa"/>
+            <w:tcMar/>
           </w:tcPr>
           <w:p>
             <w:pPr>
@@ -731,6 +764,7 @@
         <w:tc>
           <w:tcPr>
             <w:tcW w:w="6879" w:type="dxa"/>
+            <w:tcMar/>
             <w:vAlign w:val="center"/>
           </w:tcPr>
           <w:p>
@@ -753,6 +787,7 @@
         <w:tc>
           <w:tcPr>
             <w:tcW w:w="3865" w:type="dxa"/>
+            <w:tcMar/>
           </w:tcPr>
           <w:p>
             <w:pPr>
@@ -772,6 +807,7 @@
         <w:tc>
           <w:tcPr>
             <w:tcW w:w="6879" w:type="dxa"/>
+            <w:tcMar/>
           </w:tcPr>
           <w:p>
             <w:pPr>
@@ -793,25 +829,24 @@
         <w:tc>
           <w:tcPr>
             <w:tcW w:w="3865" w:type="dxa"/>
+            <w:tcMar/>
           </w:tcPr>
           <w:p>
             <w:pPr>
               <w:spacing w:line="360" w:lineRule="auto"/>
-              <w:rPr>
-                <w:rFonts w:ascii="Times New Roman" w:hAnsi="Times New Roman" w:cs="Times New Roman"/>
-              </w:rPr>
             </w:pPr>
             <w:r>
               <w:rPr>
                 <w:rFonts w:ascii="Times New Roman" w:hAnsi="Times New Roman" w:cs="Times New Roman"/>
               </w:rPr>
-              <w:t>get_all_requirements_by_project</w:t>
+              <w:t>get_requirements</w:t>
             </w:r>
           </w:p>
         </w:tc>
         <w:tc>
           <w:tcPr>
             <w:tcW w:w="6879" w:type="dxa"/>
+            <w:tcMar/>
           </w:tcPr>
           <w:p>
             <w:pPr>
@@ -836,6 +871,7 @@
         <w:tc>
           <w:tcPr>
             <w:tcW w:w="3865" w:type="dxa"/>
+            <w:tcMar/>
           </w:tcPr>
           <w:p>
             <w:pPr>
@@ -855,6 +891,7 @@
         <w:tc>
           <w:tcPr>
             <w:tcW w:w="6879" w:type="dxa"/>
+            <w:tcMar/>
           </w:tcPr>
           <w:p>
             <w:pPr>
@@ -1052,7 +1089,6 @@
               <w:rPr>
                 <w:rFonts w:ascii="Times New Roman" w:hAnsi="Times New Roman" w:cs="Times New Roman"/>
               </w:rPr>
-              <w:lastRenderedPageBreak/>
               <w:t>/projects/get-project-weekly-plan-details</w:t>
             </w:r>
           </w:p>
@@ -2277,7 +2313,7 @@
 </file>
 
 <file path=word/styles.xml><?xml version="1.0" encoding="utf-8"?>
-<w:styles xmlns:mc="http://schemas.openxmlformats.org/markup-compatibility/2006" xmlns:r="http://schemas.openxmlformats.org/officeDocument/2006/relationships" xmlns:w="http://schemas.openxmlformats.org/wordprocessingml/2006/main" xmlns:w14="http://schemas.microsoft.com/office/word/2010/wordml" xmlns:w15="http://schemas.microsoft.com/office/word/2012/wordml" xmlns:w16cex="http://schemas.microsoft.com/office/word/2018/wordml/cex" xmlns:w16cid="http://schemas.microsoft.com/office/word/2016/wordml/cid" xmlns:w16="http://schemas.microsoft.com/office/word/2018/wordml" xmlns:w16du="http://schemas.microsoft.com/office/word/2023/wordml/word16du" xmlns:w16sdtdh="http://schemas.microsoft.com/office/word/2020/wordml/sdtdatahash" xmlns:w16sdtfl="http://schemas.microsoft.com/office/word/2024/wordml/sdtformatlock" xmlns:w16se="http://schemas.microsoft.com/office/word/2015/wordml/symex" mc:Ignorable="w14 w15 w16se w16cid w16 w16cex w16sdtdh w16sdtfl w16du">
+<w:styles xmlns:wp14="http://schemas.microsoft.com/office/word/2010/wordprocessingDrawing" xmlns:mc="http://schemas.openxmlformats.org/markup-compatibility/2006" xmlns:r="http://schemas.openxmlformats.org/officeDocument/2006/relationships" xmlns:w="http://schemas.openxmlformats.org/wordprocessingml/2006/main" xmlns:w14="http://schemas.microsoft.com/office/word/2010/wordml" xmlns:w15="http://schemas.microsoft.com/office/word/2012/wordml" xmlns:w16cex="http://schemas.microsoft.com/office/word/2018/wordml/cex" xmlns:w16cid="http://schemas.microsoft.com/office/word/2016/wordml/cid" xmlns:w16="http://schemas.microsoft.com/office/word/2018/wordml" xmlns:w16du="http://schemas.microsoft.com/office/word/2023/wordml/word16du" xmlns:w16sdtdh="http://schemas.microsoft.com/office/word/2020/wordml/sdtdatahash" xmlns:w16sdtfl="http://schemas.microsoft.com/office/word/2024/wordml/sdtformatlock" xmlns:w16se="http://schemas.microsoft.com/office/word/2015/wordml/symex" mc:Ignorable="w14 w15 w16se w16cid w16 w16cex w16sdtdh w16sdtfl w16du wp14">
   <w:docDefaults>
     <w:rPrDefault>
       <w:rPr>
